--- a/Documents/Level II - Malice at McGuire/Exercising Platoon Brainstorming.docx
+++ b/Documents/Level II - Malice at McGuire/Exercising Platoon Brainstorming.docx
@@ -38,21 +38,7 @@
         <w:rPr>
           <w:rFonts w:ascii="Times New Roman" w:hAnsi="Times New Roman" w:cs="Times New Roman"/>
         </w:rPr>
-        <w:t xml:space="preserve">I want to open with the platoon returning from a run, singing a running cadence with tidbits that allude to opinions of their situation, they get dismissed from the main sergeant, and he addresses the player with a pretty harsh tone. From </w:t>
-      </w:r>
-      <w:proofErr w:type="gramStart"/>
-      <w:r>
-        <w:rPr>
-          <w:rFonts w:ascii="Times New Roman" w:hAnsi="Times New Roman" w:cs="Times New Roman"/>
-        </w:rPr>
-        <w:t>their</w:t>
-      </w:r>
-      <w:proofErr w:type="gramEnd"/>
-      <w:r>
-        <w:rPr>
-          <w:rFonts w:ascii="Times New Roman" w:hAnsi="Times New Roman" w:cs="Times New Roman"/>
-        </w:rPr>
-        <w:t xml:space="preserve"> the player will have the option to talk with soldiers, the sergeant, civilians, participating civilians, and an officer helping other civilians passing out coffee or drinks. </w:t>
+        <w:t xml:space="preserve">I want to open with the platoon returning from a run, singing a running cadence with tidbits that allude to opinions of their situation, they get dismissed from the main sergeant, and he addresses the player with a pretty harsh tone. From their the player will have the option to talk with soldiers, the sergeant, civilians, participating civilians, and an officer helping other civilians passing out coffee or drinks. </w:t>
       </w:r>
     </w:p>
     <w:p>
@@ -108,21 +94,7 @@
         <w:rPr>
           <w:rFonts w:ascii="Times New Roman" w:hAnsi="Times New Roman" w:cs="Times New Roman"/>
         </w:rPr>
-        <w:t xml:space="preserve">People </w:t>
-      </w:r>
-      <w:proofErr w:type="spellStart"/>
-      <w:r>
-        <w:rPr>
-          <w:rFonts w:ascii="Times New Roman" w:hAnsi="Times New Roman" w:cs="Times New Roman"/>
-        </w:rPr>
-        <w:t>wanna</w:t>
-      </w:r>
-      <w:proofErr w:type="spellEnd"/>
-      <w:r>
-        <w:rPr>
-          <w:rFonts w:ascii="Times New Roman" w:hAnsi="Times New Roman" w:cs="Times New Roman"/>
-        </w:rPr>
-        <w:t xml:space="preserve"> know~!</w:t>
+        <w:t>People wanna know~!</w:t>
       </w:r>
     </w:p>
     <w:p>
@@ -144,19 +116,11 @@
           <w:rFonts w:ascii="Times New Roman" w:hAnsi="Times New Roman" w:cs="Times New Roman"/>
         </w:rPr>
       </w:pPr>
-      <w:proofErr w:type="gramStart"/>
-      <w:r>
-        <w:rPr>
-          <w:rFonts w:ascii="Times New Roman" w:hAnsi="Times New Roman" w:cs="Times New Roman"/>
-        </w:rPr>
-        <w:t>So</w:t>
-      </w:r>
-      <w:proofErr w:type="gramEnd"/>
-      <w:r>
-        <w:rPr>
-          <w:rFonts w:ascii="Times New Roman" w:hAnsi="Times New Roman" w:cs="Times New Roman"/>
-        </w:rPr>
-        <w:t xml:space="preserve"> we tell them!</w:t>
+      <w:r>
+        <w:rPr>
+          <w:rFonts w:ascii="Times New Roman" w:hAnsi="Times New Roman" w:cs="Times New Roman"/>
+        </w:rPr>
+        <w:t>So we tell them!</w:t>
       </w:r>
     </w:p>
     <w:p>
@@ -182,21 +146,7 @@
         <w:rPr>
           <w:rFonts w:ascii="Times New Roman" w:hAnsi="Times New Roman" w:cs="Times New Roman"/>
         </w:rPr>
-        <w:t xml:space="preserve">Mighty </w:t>
-      </w:r>
-      <w:proofErr w:type="spellStart"/>
-      <w:r>
-        <w:rPr>
-          <w:rFonts w:ascii="Times New Roman" w:hAnsi="Times New Roman" w:cs="Times New Roman"/>
-        </w:rPr>
-        <w:t>mighty</w:t>
-      </w:r>
-      <w:proofErr w:type="spellEnd"/>
-      <w:r>
-        <w:rPr>
-          <w:rFonts w:ascii="Times New Roman" w:hAnsi="Times New Roman" w:cs="Times New Roman"/>
-        </w:rPr>
-        <w:t xml:space="preserve"> Birkdale!</w:t>
+        <w:t>Mighty mighty Birkdale!</w:t>
       </w:r>
     </w:p>
     <w:p>
@@ -274,21 +224,7 @@
         <w:rPr>
           <w:rFonts w:ascii="Times New Roman" w:hAnsi="Times New Roman" w:cs="Times New Roman"/>
         </w:rPr>
-        <w:t xml:space="preserve">Chicken </w:t>
-      </w:r>
-      <w:proofErr w:type="spellStart"/>
-      <w:r>
-        <w:rPr>
-          <w:rFonts w:ascii="Times New Roman" w:hAnsi="Times New Roman" w:cs="Times New Roman"/>
-        </w:rPr>
-        <w:t>chicken</w:t>
-      </w:r>
-      <w:proofErr w:type="spellEnd"/>
-      <w:r>
-        <w:rPr>
-          <w:rFonts w:ascii="Times New Roman" w:hAnsi="Times New Roman" w:cs="Times New Roman"/>
-        </w:rPr>
-        <w:t xml:space="preserve"> Stefan!</w:t>
+        <w:t>Chicken chicken Stefan!</w:t>
       </w:r>
     </w:p>
     <w:p>
@@ -314,21 +250,7 @@
         <w:rPr>
           <w:rFonts w:ascii="Times New Roman" w:hAnsi="Times New Roman" w:cs="Times New Roman"/>
         </w:rPr>
-        <w:t xml:space="preserve">Mighty </w:t>
-      </w:r>
-      <w:proofErr w:type="spellStart"/>
-      <w:r>
-        <w:rPr>
-          <w:rFonts w:ascii="Times New Roman" w:hAnsi="Times New Roman" w:cs="Times New Roman"/>
-        </w:rPr>
-        <w:t>Mighty</w:t>
-      </w:r>
-      <w:proofErr w:type="spellEnd"/>
-      <w:r>
-        <w:rPr>
-          <w:rFonts w:ascii="Times New Roman" w:hAnsi="Times New Roman" w:cs="Times New Roman"/>
-        </w:rPr>
-        <w:t xml:space="preserve"> Birkdale!</w:t>
+        <w:t>Mighty Mighty Birkdale!</w:t>
       </w:r>
     </w:p>
     <w:p>
@@ -365,27 +287,7 @@
           <w:b/>
           <w:bCs/>
         </w:rPr>
-        <w:t xml:space="preserve">Hey </w:t>
-      </w:r>
-      <w:proofErr w:type="spellStart"/>
-      <w:proofErr w:type="gramStart"/>
-      <w:r>
-        <w:rPr>
-          <w:rFonts w:ascii="Times New Roman" w:hAnsi="Times New Roman" w:cs="Times New Roman"/>
-          <w:b/>
-          <w:bCs/>
-        </w:rPr>
-        <w:t>Hey</w:t>
-      </w:r>
-      <w:proofErr w:type="spellEnd"/>
-      <w:proofErr w:type="gramEnd"/>
-      <w:r>
-        <w:rPr>
-          <w:rFonts w:ascii="Times New Roman" w:hAnsi="Times New Roman" w:cs="Times New Roman"/>
-          <w:b/>
-          <w:bCs/>
-        </w:rPr>
-        <w:t xml:space="preserve">, Captain Jack </w:t>
+        <w:t xml:space="preserve">Hey Hey, Captain Jack </w:t>
       </w:r>
     </w:p>
     <w:p>
@@ -440,75 +342,17 @@
         </w:rPr>
         <w:t xml:space="preserve">I </w:t>
       </w:r>
-      <w:proofErr w:type="spellStart"/>
       <w:r>
         <w:rPr>
           <w:rFonts w:ascii="Times New Roman" w:hAnsi="Times New Roman" w:cs="Times New Roman"/>
         </w:rPr>
         <w:t>gonna</w:t>
       </w:r>
-      <w:proofErr w:type="spellEnd"/>
-      <w:r>
-        <w:rPr>
-          <w:rFonts w:ascii="Times New Roman" w:hAnsi="Times New Roman" w:cs="Times New Roman"/>
-        </w:rPr>
-        <w:t xml:space="preserve"> be a </w:t>
-      </w:r>
-      <w:proofErr w:type="spellStart"/>
-      <w:r>
-        <w:rPr>
-          <w:rFonts w:ascii="Times New Roman" w:hAnsi="Times New Roman" w:cs="Times New Roman"/>
-        </w:rPr>
-        <w:t>shootin</w:t>
-      </w:r>
-      <w:proofErr w:type="spellEnd"/>
-      <w:r>
-        <w:rPr>
-          <w:rFonts w:ascii="Times New Roman" w:hAnsi="Times New Roman" w:cs="Times New Roman"/>
-        </w:rPr>
-        <w:t xml:space="preserve">’ man! (BLAP </w:t>
-      </w:r>
-      <w:proofErr w:type="spellStart"/>
-      <w:r>
-        <w:rPr>
-          <w:rFonts w:ascii="Times New Roman" w:hAnsi="Times New Roman" w:cs="Times New Roman"/>
-        </w:rPr>
-        <w:t>BLAP</w:t>
-      </w:r>
-      <w:proofErr w:type="spellEnd"/>
-      <w:r>
-        <w:rPr>
-          <w:rFonts w:ascii="Times New Roman" w:hAnsi="Times New Roman" w:cs="Times New Roman"/>
-        </w:rPr>
-        <w:t xml:space="preserve"> BLAP/ BOOM </w:t>
-      </w:r>
-      <w:proofErr w:type="spellStart"/>
-      <w:r>
-        <w:rPr>
-          <w:rFonts w:ascii="Times New Roman" w:hAnsi="Times New Roman" w:cs="Times New Roman"/>
-        </w:rPr>
-        <w:t>BOOM</w:t>
-      </w:r>
-      <w:proofErr w:type="spellEnd"/>
-      <w:r>
-        <w:rPr>
-          <w:rFonts w:ascii="Times New Roman" w:hAnsi="Times New Roman" w:cs="Times New Roman"/>
-        </w:rPr>
-        <w:t xml:space="preserve"> BOOM/ RAH TA </w:t>
-      </w:r>
-      <w:proofErr w:type="spellStart"/>
-      <w:r>
-        <w:rPr>
-          <w:rFonts w:ascii="Times New Roman" w:hAnsi="Times New Roman" w:cs="Times New Roman"/>
-        </w:rPr>
-        <w:t>TA</w:t>
-      </w:r>
-      <w:proofErr w:type="spellEnd"/>
-      <w:r>
-        <w:rPr>
-          <w:rFonts w:ascii="Times New Roman" w:hAnsi="Times New Roman" w:cs="Times New Roman"/>
-        </w:rPr>
-        <w:t xml:space="preserve"> TA!)</w:t>
+      <w:r>
+        <w:rPr>
+          <w:rFonts w:ascii="Times New Roman" w:hAnsi="Times New Roman" w:cs="Times New Roman"/>
+        </w:rPr>
+        <w:t xml:space="preserve"> be a shootin’ man! (BLAP BLAP BLAP/ BOOM BOOM BOOM/ RAH TA TA TA!)</w:t>
       </w:r>
     </w:p>
     <w:p>
@@ -587,115 +431,43 @@
         </w:rPr>
         <w:t xml:space="preserve">I </w:t>
       </w:r>
-      <w:proofErr w:type="spellStart"/>
       <w:r>
         <w:rPr>
           <w:rFonts w:ascii="Times New Roman" w:hAnsi="Times New Roman" w:cs="Times New Roman"/>
         </w:rPr>
         <w:t>gonna</w:t>
       </w:r>
-      <w:proofErr w:type="spellEnd"/>
-      <w:r>
-        <w:rPr>
-          <w:rFonts w:ascii="Times New Roman" w:hAnsi="Times New Roman" w:cs="Times New Roman"/>
-        </w:rPr>
-        <w:t xml:space="preserve"> be a </w:t>
-      </w:r>
-      <w:proofErr w:type="spellStart"/>
-      <w:r>
-        <w:rPr>
-          <w:rFonts w:ascii="Times New Roman" w:hAnsi="Times New Roman" w:cs="Times New Roman"/>
-        </w:rPr>
-        <w:t>stabbin</w:t>
-      </w:r>
-      <w:proofErr w:type="spellEnd"/>
-      <w:r>
-        <w:rPr>
-          <w:rFonts w:ascii="Times New Roman" w:hAnsi="Times New Roman" w:cs="Times New Roman"/>
-        </w:rPr>
-        <w:t xml:space="preserve">’ man! (SHKT </w:t>
-      </w:r>
-      <w:proofErr w:type="spellStart"/>
-      <w:r>
-        <w:rPr>
-          <w:rFonts w:ascii="Times New Roman" w:hAnsi="Times New Roman" w:cs="Times New Roman"/>
-        </w:rPr>
-        <w:t>SHKT</w:t>
-      </w:r>
-      <w:proofErr w:type="spellEnd"/>
-      <w:r>
-        <w:rPr>
-          <w:rFonts w:ascii="Times New Roman" w:hAnsi="Times New Roman" w:cs="Times New Roman"/>
-        </w:rPr>
-        <w:t xml:space="preserve"> SHKT/ AIIIIEEEE!)</w:t>
-      </w:r>
-    </w:p>
-    <w:p>
-      <w:pPr>
-        <w:rPr>
-          <w:rFonts w:ascii="Times New Roman" w:hAnsi="Times New Roman" w:cs="Times New Roman"/>
-        </w:rPr>
-      </w:pPr>
-      <w:r>
-        <w:rPr>
-          <w:rFonts w:ascii="Times New Roman" w:hAnsi="Times New Roman" w:cs="Times New Roman"/>
-        </w:rPr>
-        <w:t>Re-up, you’re crazy! (</w:t>
-      </w:r>
-      <w:proofErr w:type="gramStart"/>
-      <w:r>
-        <w:rPr>
-          <w:rFonts w:ascii="Times New Roman" w:hAnsi="Times New Roman" w:cs="Times New Roman"/>
-        </w:rPr>
-        <w:t>OH</w:t>
-      </w:r>
-      <w:proofErr w:type="gramEnd"/>
-      <w:r>
-        <w:rPr>
-          <w:rFonts w:ascii="Times New Roman" w:hAnsi="Times New Roman" w:cs="Times New Roman"/>
-        </w:rPr>
-        <w:t xml:space="preserve"> HELL NAW!)</w:t>
-      </w:r>
-    </w:p>
-    <w:p>
-      <w:pPr>
-        <w:rPr>
-          <w:rFonts w:ascii="Times New Roman" w:hAnsi="Times New Roman" w:cs="Times New Roman"/>
-        </w:rPr>
-      </w:pPr>
-      <w:r>
-        <w:rPr>
-          <w:rFonts w:ascii="Times New Roman" w:hAnsi="Times New Roman" w:cs="Times New Roman"/>
-        </w:rPr>
-        <w:t xml:space="preserve">Re-up, you’re </w:t>
-      </w:r>
-      <w:proofErr w:type="spellStart"/>
-      <w:r>
-        <w:rPr>
-          <w:rFonts w:ascii="Times New Roman" w:hAnsi="Times New Roman" w:cs="Times New Roman"/>
-        </w:rPr>
-        <w:t>outta</w:t>
-      </w:r>
-      <w:proofErr w:type="spellEnd"/>
-      <w:r>
-        <w:rPr>
-          <w:rFonts w:ascii="Times New Roman" w:hAnsi="Times New Roman" w:cs="Times New Roman"/>
-        </w:rPr>
-        <w:t xml:space="preserve"> </w:t>
-      </w:r>
-      <w:proofErr w:type="spellStart"/>
-      <w:r>
-        <w:rPr>
-          <w:rFonts w:ascii="Times New Roman" w:hAnsi="Times New Roman" w:cs="Times New Roman"/>
-        </w:rPr>
-        <w:t>yo</w:t>
-      </w:r>
-      <w:proofErr w:type="spellEnd"/>
-      <w:r>
-        <w:rPr>
-          <w:rFonts w:ascii="Times New Roman" w:hAnsi="Times New Roman" w:cs="Times New Roman"/>
-        </w:rPr>
-        <w:t xml:space="preserve"> mind! (UH UH!)</w:t>
+      <w:r>
+        <w:rPr>
+          <w:rFonts w:ascii="Times New Roman" w:hAnsi="Times New Roman" w:cs="Times New Roman"/>
+        </w:rPr>
+        <w:t xml:space="preserve"> be a stabbin’ man! (SHKT SHKT SHKT/ AIIIIEEEE!)</w:t>
+      </w:r>
+    </w:p>
+    <w:p>
+      <w:pPr>
+        <w:rPr>
+          <w:rFonts w:ascii="Times New Roman" w:hAnsi="Times New Roman" w:cs="Times New Roman"/>
+        </w:rPr>
+      </w:pPr>
+      <w:r>
+        <w:rPr>
+          <w:rFonts w:ascii="Times New Roman" w:hAnsi="Times New Roman" w:cs="Times New Roman"/>
+        </w:rPr>
+        <w:t>Re-up, you’re crazy! (OH HELL NAW!)</w:t>
+      </w:r>
+    </w:p>
+    <w:p>
+      <w:pPr>
+        <w:rPr>
+          <w:rFonts w:ascii="Times New Roman" w:hAnsi="Times New Roman" w:cs="Times New Roman"/>
+        </w:rPr>
+      </w:pPr>
+      <w:r>
+        <w:rPr>
+          <w:rFonts w:ascii="Times New Roman" w:hAnsi="Times New Roman" w:cs="Times New Roman"/>
+        </w:rPr>
+        <w:t>Re-up, you’re outta yo mind! (UH UH!)</w:t>
       </w:r>
     </w:p>
     <w:p>
@@ -721,35 +493,7 @@
         <w:rPr>
           <w:rFonts w:ascii="Times New Roman" w:hAnsi="Times New Roman" w:cs="Times New Roman"/>
         </w:rPr>
-        <w:t xml:space="preserve">Them bastards </w:t>
-      </w:r>
-      <w:proofErr w:type="spellStart"/>
-      <w:r>
-        <w:rPr>
-          <w:rFonts w:ascii="Times New Roman" w:hAnsi="Times New Roman" w:cs="Times New Roman"/>
-        </w:rPr>
-        <w:t>ain’t</w:t>
-      </w:r>
-      <w:proofErr w:type="spellEnd"/>
-      <w:r>
-        <w:rPr>
-          <w:rFonts w:ascii="Times New Roman" w:hAnsi="Times New Roman" w:cs="Times New Roman"/>
-        </w:rPr>
-        <w:t xml:space="preserve"> coming back! (</w:t>
-      </w:r>
-      <w:proofErr w:type="gramStart"/>
-      <w:r>
-        <w:rPr>
-          <w:rFonts w:ascii="Times New Roman" w:hAnsi="Times New Roman" w:cs="Times New Roman"/>
-        </w:rPr>
-        <w:t>YEAH!/</w:t>
-      </w:r>
-      <w:proofErr w:type="gramEnd"/>
-      <w:r>
-        <w:rPr>
-          <w:rFonts w:ascii="Times New Roman" w:hAnsi="Times New Roman" w:cs="Times New Roman"/>
-        </w:rPr>
-        <w:t xml:space="preserve"> WHOOO!/ HELL YEAH!)</w:t>
+        <w:t>Them bastards ain’t coming back! (YEAH!/ WHOOO!/ HELL YEAH!)</w:t>
       </w:r>
     </w:p>
     <w:p>
@@ -1147,6 +891,788 @@
           <w:rFonts w:ascii="Times New Roman" w:hAnsi="Times New Roman" w:cs="Times New Roman"/>
         </w:rPr>
       </w:pPr>
+      <w:r>
+        <w:rPr>
+          <w:rFonts w:ascii="Times New Roman" w:hAnsi="Times New Roman" w:cs="Times New Roman"/>
+        </w:rPr>
+        <w:t>---------------------------------------------------------------------------------------------------------------------</w:t>
+      </w:r>
+    </w:p>
+    <w:p>
+      <w:pPr>
+        <w:rPr>
+          <w:rFonts w:ascii="Times New Roman" w:hAnsi="Times New Roman" w:cs="Times New Roman"/>
+        </w:rPr>
+      </w:pPr>
+      <w:r>
+        <w:rPr>
+          <w:rFonts w:ascii="Times New Roman" w:hAnsi="Times New Roman" w:cs="Times New Roman"/>
+        </w:rPr>
+        <w:t>Sergeant Warrick</w:t>
+      </w:r>
+    </w:p>
+    <w:p>
+      <w:pPr>
+        <w:rPr>
+          <w:rFonts w:ascii="Times New Roman" w:hAnsi="Times New Roman" w:cs="Times New Roman"/>
+        </w:rPr>
+      </w:pPr>
+      <w:r>
+        <w:rPr>
+          <w:rFonts w:ascii="Times New Roman" w:hAnsi="Times New Roman" w:cs="Times New Roman"/>
+        </w:rPr>
+        <w:t>Captain Mayes</w:t>
+      </w:r>
+    </w:p>
+    <w:p>
+      <w:pPr>
+        <w:rPr>
+          <w:rFonts w:ascii="Times New Roman" w:hAnsi="Times New Roman" w:cs="Times New Roman"/>
+        </w:rPr>
+      </w:pPr>
+      <w:r>
+        <w:rPr>
+          <w:rFonts w:ascii="Times New Roman" w:hAnsi="Times New Roman" w:cs="Times New Roman"/>
+        </w:rPr>
+        <w:t>Names of the two main leaders</w:t>
+      </w:r>
+      <w:r>
+        <w:rPr>
+          <w:rFonts w:ascii="Times New Roman" w:hAnsi="Times New Roman" w:cs="Times New Roman"/>
+        </w:rPr>
+        <w:t xml:space="preserve">. </w:t>
+      </w:r>
+    </w:p>
+    <w:p>
+      <w:pPr>
+        <w:rPr>
+          <w:rFonts w:ascii="Times New Roman" w:hAnsi="Times New Roman" w:cs="Times New Roman"/>
+        </w:rPr>
+      </w:pPr>
+      <w:r>
+        <w:rPr>
+          <w:rFonts w:ascii="Times New Roman" w:hAnsi="Times New Roman" w:cs="Times New Roman"/>
+        </w:rPr>
+        <w:t>I know in the notes it was saying to use this as an opportunity to show the multi-facetted aspect of the town current dilemma here</w:t>
+      </w:r>
+      <w:r>
+        <w:rPr>
+          <w:rFonts w:ascii="Times New Roman" w:hAnsi="Times New Roman" w:cs="Times New Roman"/>
+        </w:rPr>
+        <w:t>. I’m thinking of having the player basically talk to the soldiers and civilians running drills on weapons</w:t>
+      </w:r>
+      <w:r>
+        <w:rPr>
+          <w:rFonts w:ascii="Times New Roman" w:hAnsi="Times New Roman" w:cs="Times New Roman"/>
+        </w:rPr>
+        <w:t xml:space="preserve"> be one side and the civilians passing out food be another side. Each side will allow the player to talk to </w:t>
+      </w:r>
+      <w:r>
+        <w:rPr>
+          <w:rFonts w:ascii="Times New Roman" w:hAnsi="Times New Roman" w:cs="Times New Roman"/>
+        </w:rPr>
+        <w:t xml:space="preserve">Captain Mayes and Sergeant Warrick after they’ve exhausted their options talking to both soldiers and civilians on each side. That way the player basically gets a mix of </w:t>
+      </w:r>
+      <w:r>
+        <w:rPr>
+          <w:rFonts w:ascii="Times New Roman" w:hAnsi="Times New Roman" w:cs="Times New Roman"/>
+        </w:rPr>
+        <w:t>perspectives that represent the idea of maintaining what civilization used to be with Captain Mayes and accepting the harsh reality that is now</w:t>
+      </w:r>
+      <w:r>
+        <w:rPr>
+          <w:rFonts w:ascii="Times New Roman" w:hAnsi="Times New Roman" w:cs="Times New Roman"/>
+        </w:rPr>
+        <w:t xml:space="preserve"> with Sergeant Warrick. I </w:t>
+      </w:r>
+      <w:r>
+        <w:rPr>
+          <w:rFonts w:ascii="Times New Roman" w:hAnsi="Times New Roman" w:cs="Times New Roman"/>
+        </w:rPr>
+        <w:lastRenderedPageBreak/>
+        <w:t xml:space="preserve">think it’s in the notes, but both Captain Mayes and Sergent Warrick will essentially say the same thing for their overall goal meaning that they’ll have to respect each other </w:t>
+      </w:r>
+      <w:r>
+        <w:rPr>
+          <w:rFonts w:ascii="Times New Roman" w:hAnsi="Times New Roman" w:cs="Times New Roman"/>
+        </w:rPr>
+        <w:t>knowing what they want to do, but have differences on how to get there.</w:t>
+      </w:r>
+    </w:p>
+    <w:p>
+      <w:pPr>
+        <w:rPr>
+          <w:rFonts w:ascii="Times New Roman" w:hAnsi="Times New Roman" w:cs="Times New Roman"/>
+        </w:rPr>
+      </w:pPr>
+      <w:r>
+        <w:rPr>
+          <w:rFonts w:ascii="Times New Roman" w:hAnsi="Times New Roman" w:cs="Times New Roman"/>
+        </w:rPr>
+        <w:t>Let me look over things really quick though.</w:t>
+      </w:r>
+    </w:p>
+    <w:p>
+      <w:pPr>
+        <w:rPr>
+          <w:rFonts w:ascii="Times New Roman" w:hAnsi="Times New Roman" w:cs="Times New Roman"/>
+        </w:rPr>
+      </w:pPr>
+      <w:r>
+        <w:rPr>
+          <w:rFonts w:ascii="Times New Roman" w:hAnsi="Times New Roman" w:cs="Times New Roman"/>
+        </w:rPr>
+        <w:t>We’re getting a little too far. Let’s focus on just the Sergeant Warrick side of things.</w:t>
+      </w:r>
+    </w:p>
+    <w:p>
+      <w:pPr>
+        <w:rPr>
+          <w:rFonts w:ascii="Times New Roman" w:hAnsi="Times New Roman" w:cs="Times New Roman"/>
+        </w:rPr>
+      </w:pPr>
+      <w:r>
+        <w:rPr>
+          <w:rFonts w:ascii="Times New Roman" w:hAnsi="Times New Roman" w:cs="Times New Roman"/>
+        </w:rPr>
+        <w:t>---------------------------------------------------------------------------------------------------------------------</w:t>
+      </w:r>
+    </w:p>
+    <w:p>
+      <w:pPr>
+        <w:rPr>
+          <w:rFonts w:ascii="Times New Roman" w:hAnsi="Times New Roman" w:cs="Times New Roman"/>
+        </w:rPr>
+      </w:pPr>
+      <w:r>
+        <w:rPr>
+          <w:rFonts w:ascii="Times New Roman" w:hAnsi="Times New Roman" w:cs="Times New Roman"/>
+        </w:rPr>
+        <w:t>Did a little of what GPT said</w:t>
+      </w:r>
+      <w:r>
+        <w:rPr>
+          <w:rFonts w:ascii="Times New Roman" w:hAnsi="Times New Roman" w:cs="Times New Roman"/>
+        </w:rPr>
+        <w:t xml:space="preserve"> and I made sure to change it to be more of what I want. We’re now focusing on the Sergeant Warrick side/perspective of things with the soldiers who’ve seen combat.</w:t>
+      </w:r>
+    </w:p>
+    <w:p>
+      <w:pPr>
+        <w:rPr>
+          <w:rFonts w:ascii="Times New Roman" w:hAnsi="Times New Roman" w:cs="Times New Roman"/>
+        </w:rPr>
+      </w:pPr>
+      <w:r>
+        <w:rPr>
+          <w:rFonts w:ascii="Times New Roman" w:hAnsi="Times New Roman" w:cs="Times New Roman"/>
+        </w:rPr>
+        <w:t>Here’s what I’m thinking. The player walks up to some beaten and tired soldiers in messed up uniforms showing they’ve seen combat. One of the soldiers sees the player’s eyes and offers him a cigarette</w:t>
+      </w:r>
+      <w:r>
+        <w:rPr>
+          <w:rFonts w:ascii="Times New Roman" w:hAnsi="Times New Roman" w:cs="Times New Roman"/>
+        </w:rPr>
+        <w:t>. The player will have the choice to accept or decline with the soldier saying as he offers “smoke ‘em if ya got ‘em, right?”</w:t>
+      </w:r>
+      <w:r>
+        <w:rPr>
+          <w:rFonts w:ascii="Times New Roman" w:hAnsi="Times New Roman" w:cs="Times New Roman"/>
+        </w:rPr>
+        <w:t xml:space="preserve"> If the player accepts, the soldier will light it for them and they’ll cough making the soldiers laugh. The one who offered will tell the player they can</w:t>
+      </w:r>
+      <w:r>
+        <w:rPr>
+          <w:rFonts w:ascii="Times New Roman" w:hAnsi="Times New Roman" w:cs="Times New Roman"/>
+        </w:rPr>
+        <w:t xml:space="preserve"> better get used to smoking them. When the player asks why, the soldier will reply that their eyes are so different than th</w:t>
+      </w:r>
+      <w:r>
+        <w:rPr>
+          <w:rFonts w:ascii="Times New Roman" w:hAnsi="Times New Roman" w:cs="Times New Roman"/>
+        </w:rPr>
+        <w:t>eirs: they’ve seen how harsh things really are unlike the lieutenant.</w:t>
+      </w:r>
+      <w:r>
+        <w:rPr>
+          <w:rFonts w:ascii="Times New Roman" w:hAnsi="Times New Roman" w:cs="Times New Roman"/>
+        </w:rPr>
+        <w:t xml:space="preserve"> The soldiers will ask if they had a run in with H.U.N.T.R. as well</w:t>
+      </w:r>
+      <w:r>
+        <w:rPr>
+          <w:rFonts w:ascii="Times New Roman" w:hAnsi="Times New Roman" w:cs="Times New Roman"/>
+        </w:rPr>
+        <w:t xml:space="preserve">, but they’ll say no. </w:t>
+      </w:r>
+    </w:p>
+    <w:p>
+      <w:pPr>
+        <w:rPr>
+          <w:rFonts w:ascii="Times New Roman" w:hAnsi="Times New Roman" w:cs="Times New Roman"/>
+        </w:rPr>
+      </w:pPr>
+      <w:r>
+        <w:rPr>
+          <w:rFonts w:ascii="Times New Roman" w:hAnsi="Times New Roman" w:cs="Times New Roman"/>
+        </w:rPr>
+        <w:t>This</w:t>
+      </w:r>
+      <w:r>
+        <w:rPr>
+          <w:rFonts w:ascii="Times New Roman" w:hAnsi="Times New Roman" w:cs="Times New Roman"/>
+        </w:rPr>
+        <w:t xml:space="preserve"> will</w:t>
+      </w:r>
+      <w:r>
+        <w:rPr>
+          <w:rFonts w:ascii="Times New Roman" w:hAnsi="Times New Roman" w:cs="Times New Roman"/>
+        </w:rPr>
+        <w:t xml:space="preserve"> </w:t>
+      </w:r>
+      <w:r>
+        <w:rPr>
+          <w:rFonts w:ascii="Times New Roman" w:hAnsi="Times New Roman" w:cs="Times New Roman"/>
+        </w:rPr>
+        <w:t>prompt the soldiers to talk about this being some of their first time in combat and not thinking it would be against other americans</w:t>
+      </w:r>
+      <w:r>
+        <w:rPr>
+          <w:rFonts w:ascii="Times New Roman" w:hAnsi="Times New Roman" w:cs="Times New Roman"/>
+        </w:rPr>
+        <w:t xml:space="preserve"> and how fighting people who look and sound like everyone you’ve ever known makes it difficult mentally and </w:t>
+      </w:r>
+      <w:r>
+        <w:rPr>
+          <w:rFonts w:ascii="Times New Roman" w:hAnsi="Times New Roman" w:cs="Times New Roman"/>
+        </w:rPr>
+        <w:t>tactically. Since they are in Birkdale to help protect and stabilize the town</w:t>
+      </w:r>
+      <w:r>
+        <w:rPr>
+          <w:rFonts w:ascii="Times New Roman" w:hAnsi="Times New Roman" w:cs="Times New Roman"/>
+        </w:rPr>
+        <w:t>,</w:t>
+      </w:r>
+      <w:r>
+        <w:rPr>
+          <w:rFonts w:ascii="Times New Roman" w:hAnsi="Times New Roman" w:cs="Times New Roman"/>
+        </w:rPr>
+        <w:t xml:space="preserve"> these attacks and attempts to contact Hunter’s Pointe to</w:t>
+      </w:r>
+      <w:r>
+        <w:rPr>
+          <w:rFonts w:ascii="Times New Roman" w:hAnsi="Times New Roman" w:cs="Times New Roman"/>
+        </w:rPr>
+        <w:t xml:space="preserve"> bridge the two towns together have</w:t>
+      </w:r>
+      <w:r>
+        <w:rPr>
+          <w:rFonts w:ascii="Times New Roman" w:hAnsi="Times New Roman" w:cs="Times New Roman"/>
+        </w:rPr>
+        <w:t xml:space="preserve"> not only failed, but has</w:t>
+      </w:r>
+      <w:r>
+        <w:rPr>
+          <w:rFonts w:ascii="Times New Roman" w:hAnsi="Times New Roman" w:cs="Times New Roman"/>
+        </w:rPr>
+        <w:t xml:space="preserve"> convinced the soldiers that doing so isn’t possible anymore. That they need to match the level of tact</w:t>
+      </w:r>
+      <w:r>
+        <w:rPr>
+          <w:rFonts w:ascii="Times New Roman" w:hAnsi="Times New Roman" w:cs="Times New Roman"/>
+        </w:rPr>
+        <w:t xml:space="preserve">ics that H.U.N.T.R. is using. One soldier remarks that a lot has changed, but they can’t be terrorist </w:t>
+      </w:r>
+      <w:r>
+        <w:rPr>
+          <w:rFonts w:ascii="Times New Roman" w:hAnsi="Times New Roman" w:cs="Times New Roman"/>
+        </w:rPr>
+        <w:t>just to win. This incites a slight argument between them with the focus mainly being tha</w:t>
+      </w:r>
+      <w:r>
+        <w:rPr>
+          <w:rFonts w:ascii="Times New Roman" w:hAnsi="Times New Roman" w:cs="Times New Roman"/>
+        </w:rPr>
+        <w:t>t it’s that passiveness of the lieutenant that’s made things so difficult</w:t>
+      </w:r>
+      <w:r>
+        <w:rPr>
+          <w:rFonts w:ascii="Times New Roman" w:hAnsi="Times New Roman" w:cs="Times New Roman"/>
+        </w:rPr>
+        <w:t xml:space="preserve">. Demanding that the specific soldier look at their uniforms, the medical tent, and the </w:t>
+      </w:r>
+      <w:r>
+        <w:rPr>
+          <w:rFonts w:ascii="Times New Roman" w:hAnsi="Times New Roman" w:cs="Times New Roman"/>
+        </w:rPr>
+        <w:t xml:space="preserve">grave site as evidence that the sergeant is right about them being under prepared and under manned for this operation. </w:t>
+      </w:r>
+      <w:r>
+        <w:rPr>
+          <w:rFonts w:ascii="Times New Roman" w:hAnsi="Times New Roman" w:cs="Times New Roman"/>
+        </w:rPr>
+        <w:t xml:space="preserve">Even if the civilians are leagues away from being prepared training them is the only thing they can do to make up numbers of those lost and </w:t>
+      </w:r>
+      <w:r>
+        <w:rPr>
+          <w:rFonts w:ascii="Times New Roman" w:hAnsi="Times New Roman" w:cs="Times New Roman"/>
+        </w:rPr>
+        <w:t xml:space="preserve">try to not have to split our dwindling forces </w:t>
+      </w:r>
+      <w:r>
+        <w:rPr>
+          <w:rFonts w:ascii="Times New Roman" w:hAnsi="Times New Roman" w:cs="Times New Roman"/>
+        </w:rPr>
+        <w:t xml:space="preserve">protecting them. Trying to protect and believe the townspeople over their intel </w:t>
+      </w:r>
+      <w:r>
+        <w:rPr>
+          <w:rFonts w:ascii="Times New Roman" w:hAnsi="Times New Roman" w:cs="Times New Roman"/>
+        </w:rPr>
+        <w:t>on the lieutenant’s orders is what’s caused their current situation. That it’s his fault and he’s pretending to play town with the people to deal with</w:t>
+      </w:r>
+      <w:r>
+        <w:rPr>
+          <w:rFonts w:ascii="Times New Roman" w:hAnsi="Times New Roman" w:cs="Times New Roman"/>
+        </w:rPr>
+        <w:t xml:space="preserve"> getting his men killed. Another (maybe the same soldier who argued against this) soldier says if that’s true then why doesn’t the Sergeant </w:t>
+      </w:r>
+      <w:r>
+        <w:rPr>
+          <w:rFonts w:ascii="Times New Roman" w:hAnsi="Times New Roman" w:cs="Times New Roman"/>
+        </w:rPr>
+        <w:t>just lead the soldiers and civilians to overrun Hunter’s Pointe instead of respecting</w:t>
+      </w:r>
+      <w:r>
+        <w:rPr>
+          <w:rFonts w:ascii="Times New Roman" w:hAnsi="Times New Roman" w:cs="Times New Roman"/>
+        </w:rPr>
+        <w:t xml:space="preserve"> the lieutenant. He never actually speaks down or ill of the lieutenant.</w:t>
+      </w:r>
+    </w:p>
+    <w:p>
+      <w:pPr>
+        <w:rPr>
+          <w:rFonts w:ascii="Times New Roman" w:hAnsi="Times New Roman" w:cs="Times New Roman"/>
+        </w:rPr>
+      </w:pPr>
+      <w:r>
+        <w:rPr>
+          <w:rFonts w:ascii="Times New Roman" w:hAnsi="Times New Roman" w:cs="Times New Roman"/>
+        </w:rPr>
+        <w:t xml:space="preserve">Eh, this is wrong. I’m doing too much with that </w:t>
+      </w:r>
+      <w:r>
+        <w:rPr>
+          <w:rFonts w:ascii="Times New Roman" w:hAnsi="Times New Roman" w:cs="Times New Roman"/>
+        </w:rPr>
+        <w:t xml:space="preserve">counter side. What’s important here is to establish that the soldiers are tired, hurt, and </w:t>
+      </w:r>
+      <w:r>
+        <w:rPr>
+          <w:rFonts w:ascii="Times New Roman" w:hAnsi="Times New Roman" w:cs="Times New Roman"/>
+        </w:rPr>
+        <w:t xml:space="preserve">shellshocked from their encounter with H.U.N.T.R. </w:t>
+      </w:r>
+      <w:r>
+        <w:rPr>
+          <w:rFonts w:ascii="Times New Roman" w:hAnsi="Times New Roman" w:cs="Times New Roman"/>
+        </w:rPr>
+        <w:lastRenderedPageBreak/>
+        <w:t>They don’t put too much faith into training the civilians</w:t>
+      </w:r>
+      <w:r>
+        <w:rPr>
+          <w:rFonts w:ascii="Times New Roman" w:hAnsi="Times New Roman" w:cs="Times New Roman"/>
+        </w:rPr>
+        <w:t xml:space="preserve"> and respect Sergeant Warrick for voicing their thoughts/feelings of frustration to the lieutenant</w:t>
+      </w:r>
+      <w:r>
+        <w:rPr>
+          <w:rFonts w:ascii="Times New Roman" w:hAnsi="Times New Roman" w:cs="Times New Roman"/>
+        </w:rPr>
+        <w:t xml:space="preserve">. They can allude to the idea that the lieutenant did have a hand in things going wrong and not </w:t>
+      </w:r>
+      <w:r>
+        <w:rPr>
+          <w:rFonts w:ascii="Times New Roman" w:hAnsi="Times New Roman" w:cs="Times New Roman"/>
+        </w:rPr>
+        <w:t xml:space="preserve">being receptive to some information causing their forces to get killed and retreat. This could also put </w:t>
+      </w:r>
+      <w:r>
+        <w:rPr>
+          <w:rFonts w:ascii="Times New Roman" w:hAnsi="Times New Roman" w:cs="Times New Roman"/>
+        </w:rPr>
+        <w:t>urgency on them wanting to act against Hunter’s Pointe for medical resources that are running out.</w:t>
+      </w:r>
+      <w:r>
+        <w:rPr>
+          <w:rFonts w:ascii="Times New Roman" w:hAnsi="Times New Roman" w:cs="Times New Roman"/>
+        </w:rPr>
+        <w:t xml:space="preserve"> I think that is good.</w:t>
+      </w:r>
+    </w:p>
+    <w:p>
+      <w:pPr>
+        <w:rPr>
+          <w:rFonts w:ascii="Times New Roman" w:hAnsi="Times New Roman" w:cs="Times New Roman"/>
+        </w:rPr>
+      </w:pPr>
+      <w:r>
+        <w:rPr>
+          <w:rFonts w:ascii="Times New Roman" w:hAnsi="Times New Roman" w:cs="Times New Roman"/>
+        </w:rPr>
+        <w:t>What should the players be interested in asking</w:t>
+      </w:r>
+      <w:r>
+        <w:rPr>
+          <w:rFonts w:ascii="Times New Roman" w:hAnsi="Times New Roman" w:cs="Times New Roman"/>
+        </w:rPr>
+        <w:t xml:space="preserve"> them? What do they want to know?</w:t>
+      </w:r>
+    </w:p>
+    <w:p>
+      <w:pPr>
+        <w:rPr>
+          <w:rFonts w:ascii="Times New Roman" w:hAnsi="Times New Roman" w:cs="Times New Roman"/>
+        </w:rPr>
+      </w:pPr>
+      <w:r>
+        <w:rPr>
+          <w:rFonts w:ascii="Times New Roman" w:hAnsi="Times New Roman" w:cs="Times New Roman"/>
+        </w:rPr>
+        <w:t>More about the attack</w:t>
+      </w:r>
+      <w:r>
+        <w:rPr>
+          <w:rFonts w:ascii="Times New Roman" w:hAnsi="Times New Roman" w:cs="Times New Roman"/>
+        </w:rPr>
+        <w:t xml:space="preserve"> (Leads</w:t>
+      </w:r>
+      <w:r>
+        <w:rPr>
+          <w:rFonts w:ascii="Times New Roman" w:hAnsi="Times New Roman" w:cs="Times New Roman"/>
+        </w:rPr>
+        <w:t xml:space="preserve"> to how </w:t>
+      </w:r>
+      <w:r>
+        <w:rPr>
+          <w:rFonts w:ascii="Times New Roman" w:hAnsi="Times New Roman" w:cs="Times New Roman"/>
+        </w:rPr>
+        <w:t>many people were hurt, demonstrates how it effects morale</w:t>
+      </w:r>
+      <w:r>
+        <w:rPr>
+          <w:rFonts w:ascii="Times New Roman" w:hAnsi="Times New Roman" w:cs="Times New Roman"/>
+        </w:rPr>
+        <w:t xml:space="preserve">, </w:t>
+      </w:r>
+      <w:r>
+        <w:rPr>
+          <w:rFonts w:ascii="Times New Roman" w:hAnsi="Times New Roman" w:cs="Times New Roman"/>
+        </w:rPr>
+        <w:t>and that the townspeople don’t know how really bad H.U.N.T.R. is</w:t>
+      </w:r>
+      <w:r>
+        <w:rPr>
+          <w:rFonts w:ascii="Times New Roman" w:hAnsi="Times New Roman" w:cs="Times New Roman"/>
+        </w:rPr>
+        <w:t>? How long have they been in town</w:t>
+      </w:r>
+      <w:r>
+        <w:rPr>
+          <w:rFonts w:ascii="Times New Roman" w:hAnsi="Times New Roman" w:cs="Times New Roman"/>
+        </w:rPr>
+        <w:t xml:space="preserve"> (leads to their relationship with the town</w:t>
+      </w:r>
+      <w:r>
+        <w:rPr>
+          <w:rFonts w:ascii="Times New Roman" w:hAnsi="Times New Roman" w:cs="Times New Roman"/>
+        </w:rPr>
+        <w:t>, even though they want to leave some feel as if it’s a new home for them since they don’t have much to return to</w:t>
+      </w:r>
+      <w:r>
+        <w:rPr>
+          <w:rFonts w:ascii="Times New Roman" w:hAnsi="Times New Roman" w:cs="Times New Roman"/>
+        </w:rPr>
+        <w:t>)?</w:t>
+      </w:r>
+      <w:r>
+        <w:rPr>
+          <w:rFonts w:ascii="Times New Roman" w:hAnsi="Times New Roman" w:cs="Times New Roman"/>
+        </w:rPr>
+        <w:t>, Why still serve</w:t>
+      </w:r>
+      <w:r>
+        <w:rPr>
+          <w:rFonts w:ascii="Times New Roman" w:hAnsi="Times New Roman" w:cs="Times New Roman"/>
+        </w:rPr>
+        <w:t xml:space="preserve"> (leads to them regretting that they do</w:t>
+      </w:r>
+      <w:r>
+        <w:rPr>
+          <w:rFonts w:ascii="Times New Roman" w:hAnsi="Times New Roman" w:cs="Times New Roman"/>
+        </w:rPr>
+        <w:t>/questioning why they still are, overall negative</w:t>
+      </w:r>
+      <w:r>
+        <w:rPr>
+          <w:rFonts w:ascii="Times New Roman" w:hAnsi="Times New Roman" w:cs="Times New Roman"/>
+        </w:rPr>
+        <w:t xml:space="preserve"> and questioning </w:t>
+      </w:r>
+      <w:r>
+        <w:rPr>
+          <w:rFonts w:ascii="Times New Roman" w:hAnsi="Times New Roman" w:cs="Times New Roman"/>
+        </w:rPr>
+        <w:t>if leaving in a body bag is the only way to get out</w:t>
+      </w:r>
+      <w:r>
+        <w:rPr>
+          <w:rFonts w:ascii="Times New Roman" w:hAnsi="Times New Roman" w:cs="Times New Roman"/>
+        </w:rPr>
+        <w:t>)?</w:t>
+      </w:r>
+    </w:p>
+    <w:p>
+      <w:pPr>
+        <w:rPr>
+          <w:rFonts w:ascii="Times New Roman" w:hAnsi="Times New Roman" w:cs="Times New Roman"/>
+        </w:rPr>
+      </w:pPr>
+      <w:r>
+        <w:rPr>
+          <w:rFonts w:ascii="Times New Roman" w:hAnsi="Times New Roman" w:cs="Times New Roman"/>
+        </w:rPr>
+        <w:t>I think that’s fair and covers most things.</w:t>
+      </w:r>
+    </w:p>
+    <w:p>
+      <w:pPr>
+        <w:rPr>
+          <w:rFonts w:ascii="Times New Roman" w:hAnsi="Times New Roman" w:cs="Times New Roman"/>
+        </w:rPr>
+      </w:pPr>
+      <w:r>
+        <w:rPr>
+          <w:rFonts w:ascii="Times New Roman" w:hAnsi="Times New Roman" w:cs="Times New Roman"/>
+        </w:rPr>
+        <w:t xml:space="preserve">Oh, </w:t>
+      </w:r>
+      <w:r>
+        <w:rPr>
+          <w:rFonts w:ascii="Times New Roman" w:hAnsi="Times New Roman" w:cs="Times New Roman"/>
+        </w:rPr>
+        <w:t>‘</w:t>
+      </w:r>
+      <w:r>
+        <w:rPr>
+          <w:rFonts w:ascii="Times New Roman" w:hAnsi="Times New Roman" w:cs="Times New Roman"/>
+        </w:rPr>
+        <w:t>why they still serve</w:t>
+      </w:r>
+      <w:r>
+        <w:rPr>
+          <w:rFonts w:ascii="Times New Roman" w:hAnsi="Times New Roman" w:cs="Times New Roman"/>
+        </w:rPr>
+        <w:t>’</w:t>
+      </w:r>
+      <w:r>
+        <w:rPr>
+          <w:rFonts w:ascii="Times New Roman" w:hAnsi="Times New Roman" w:cs="Times New Roman"/>
+        </w:rPr>
+        <w:t xml:space="preserve"> will be asked across the</w:t>
+      </w:r>
+      <w:r>
+        <w:rPr>
+          <w:rFonts w:ascii="Times New Roman" w:hAnsi="Times New Roman" w:cs="Times New Roman"/>
+        </w:rPr>
+        <w:t xml:space="preserve"> board with all </w:t>
+      </w:r>
+      <w:r>
+        <w:rPr>
+          <w:rFonts w:ascii="Times New Roman" w:hAnsi="Times New Roman" w:cs="Times New Roman"/>
+        </w:rPr>
+        <w:t xml:space="preserve">main </w:t>
+      </w:r>
+      <w:r>
+        <w:rPr>
+          <w:rFonts w:ascii="Times New Roman" w:hAnsi="Times New Roman" w:cs="Times New Roman"/>
+        </w:rPr>
+        <w:t>options</w:t>
+      </w:r>
+      <w:r>
+        <w:rPr>
+          <w:rFonts w:ascii="Times New Roman" w:hAnsi="Times New Roman" w:cs="Times New Roman"/>
+        </w:rPr>
+        <w:t>.</w:t>
+      </w:r>
+      <w:r>
+        <w:rPr>
+          <w:rFonts w:ascii="Times New Roman" w:hAnsi="Times New Roman" w:cs="Times New Roman"/>
+        </w:rPr>
+        <w:t xml:space="preserve"> In this instance, the soldiers </w:t>
+      </w:r>
+      <w:r>
+        <w:rPr>
+          <w:rFonts w:ascii="Times New Roman" w:hAnsi="Times New Roman" w:cs="Times New Roman"/>
+        </w:rPr>
+        <w:t xml:space="preserve">and civilians </w:t>
+      </w:r>
+      <w:r>
+        <w:rPr>
+          <w:rFonts w:ascii="Times New Roman" w:hAnsi="Times New Roman" w:cs="Times New Roman"/>
+        </w:rPr>
+        <w:t xml:space="preserve">will </w:t>
+      </w:r>
+      <w:r>
+        <w:rPr>
+          <w:rFonts w:ascii="Times New Roman" w:hAnsi="Times New Roman" w:cs="Times New Roman"/>
+        </w:rPr>
+        <w:t xml:space="preserve">give their assessment on both Sergeant Warrick and Lieutenant </w:t>
+      </w:r>
+      <w:r>
+        <w:rPr>
+          <w:rFonts w:ascii="Times New Roman" w:hAnsi="Times New Roman" w:cs="Times New Roman"/>
+        </w:rPr>
+        <w:t>Mayes leadership</w:t>
+      </w:r>
+      <w:r>
+        <w:rPr>
+          <w:rFonts w:ascii="Times New Roman" w:hAnsi="Times New Roman" w:cs="Times New Roman"/>
+        </w:rPr>
+        <w:t>.</w:t>
+      </w:r>
+    </w:p>
+    <w:p>
+      <w:pPr>
+        <w:rPr>
+          <w:rFonts w:ascii="Times New Roman" w:hAnsi="Times New Roman" w:cs="Times New Roman"/>
+        </w:rPr>
+      </w:pPr>
+      <w:r>
+        <w:rPr>
+          <w:rFonts w:ascii="Times New Roman" w:hAnsi="Times New Roman" w:cs="Times New Roman"/>
+        </w:rPr>
+        <w:t>Soldiers on the side</w:t>
+      </w:r>
+      <w:r>
+        <w:rPr>
+          <w:rFonts w:ascii="Times New Roman" w:hAnsi="Times New Roman" w:cs="Times New Roman"/>
+        </w:rPr>
+        <w:t xml:space="preserve"> </w:t>
+      </w:r>
+      <w:r>
+        <w:rPr>
+          <w:rFonts w:ascii="Times New Roman" w:hAnsi="Times New Roman" w:cs="Times New Roman"/>
+        </w:rPr>
+        <w:t>will have a mostly negative view on both leaders mainly due to their low morale</w:t>
+      </w:r>
+      <w:r>
+        <w:rPr>
+          <w:rFonts w:ascii="Times New Roman" w:hAnsi="Times New Roman" w:cs="Times New Roman"/>
+        </w:rPr>
+        <w:t>, but will admit they’re not sure how Sergeant Warrick could still be so adamant about everything after the</w:t>
+      </w:r>
+      <w:r>
+        <w:rPr>
+          <w:rFonts w:ascii="Times New Roman" w:hAnsi="Times New Roman" w:cs="Times New Roman"/>
+        </w:rPr>
+        <w:t>ir first encounter with H.U.N.T.R. and that the re-enforcements that are expected to be coming</w:t>
+      </w:r>
+      <w:r>
+        <w:rPr>
+          <w:rFonts w:ascii="Times New Roman" w:hAnsi="Times New Roman" w:cs="Times New Roman"/>
+        </w:rPr>
+        <w:t xml:space="preserve"> soon must be worth it</w:t>
+      </w:r>
+      <w:r>
+        <w:rPr>
+          <w:rFonts w:ascii="Times New Roman" w:hAnsi="Times New Roman" w:cs="Times New Roman"/>
+        </w:rPr>
+        <w:t>. As long as they come, then it might be worth surviving this</w:t>
+      </w:r>
+      <w:r>
+        <w:rPr>
+          <w:rFonts w:ascii="Times New Roman" w:hAnsi="Times New Roman" w:cs="Times New Roman"/>
+        </w:rPr>
+        <w:t xml:space="preserve"> if its still worth surviving</w:t>
+      </w:r>
+      <w:r>
+        <w:rPr>
+          <w:rFonts w:ascii="Times New Roman" w:hAnsi="Times New Roman" w:cs="Times New Roman"/>
+        </w:rPr>
+        <w:t xml:space="preserve"> that is. The player will have the chance to ask about the reinforcements</w:t>
+      </w:r>
+      <w:r>
+        <w:rPr>
+          <w:rFonts w:ascii="Times New Roman" w:hAnsi="Times New Roman" w:cs="Times New Roman"/>
+        </w:rPr>
+        <w:t xml:space="preserve">, but </w:t>
+      </w:r>
+      <w:r>
+        <w:rPr>
+          <w:rFonts w:ascii="Times New Roman" w:hAnsi="Times New Roman" w:cs="Times New Roman"/>
+        </w:rPr>
+        <w:t>the soldier who offered the cigerettes will joke about telling them since it’s basically the gossip of the town</w:t>
+      </w:r>
+      <w:r>
+        <w:rPr>
+          <w:rFonts w:ascii="Times New Roman" w:hAnsi="Times New Roman" w:cs="Times New Roman"/>
+        </w:rPr>
+        <w:t xml:space="preserve"> and why Gaia’s Advocates is here for ‘humanitarian aid’ since that’s why they’re there. Another soldier will cut in saying they can’t leak </w:t>
+      </w:r>
+      <w:r>
+        <w:rPr>
+          <w:rFonts w:ascii="Times New Roman" w:hAnsi="Times New Roman" w:cs="Times New Roman"/>
+        </w:rPr>
+        <w:t>sensitive information, but the cigarette soldier will reply he won’t unless it’s for the right price</w:t>
+      </w:r>
+      <w:r>
+        <w:rPr>
+          <w:rFonts w:ascii="Times New Roman" w:hAnsi="Times New Roman" w:cs="Times New Roman"/>
+        </w:rPr>
+        <w:t xml:space="preserve"> while shaking a box of cigarettes at the player. It’ll be another </w:t>
+      </w:r>
+      <w:r>
+        <w:rPr>
+          <w:rFonts w:ascii="Times New Roman" w:hAnsi="Times New Roman" w:cs="Times New Roman"/>
+        </w:rPr>
+        <w:t>side quest for them to buy and deliver a pack of cigarettes.</w:t>
+      </w:r>
+    </w:p>
+    <w:p>
+      <w:pPr>
+        <w:rPr>
+          <w:rFonts w:ascii="Times New Roman" w:hAnsi="Times New Roman" w:cs="Times New Roman"/>
+        </w:rPr>
+      </w:pPr>
+      <w:r>
+        <w:rPr>
+          <w:rFonts w:ascii="Times New Roman" w:hAnsi="Times New Roman" w:cs="Times New Roman"/>
+        </w:rPr>
+        <w:t>“Shit or get off the pot”</w:t>
+      </w:r>
+    </w:p>
+    <w:p>
+      <w:pPr>
+        <w:rPr>
+          <w:rFonts w:ascii="Times New Roman" w:hAnsi="Times New Roman" w:cs="Times New Roman"/>
+        </w:rPr>
+      </w:pPr>
+      <w:r>
+        <w:rPr>
+          <w:rFonts w:ascii="Times New Roman" w:hAnsi="Times New Roman" w:cs="Times New Roman"/>
+        </w:rPr>
+        <w:t>This or something to this effect will be said to the player upon their return the same day on Day I</w:t>
+      </w:r>
+      <w:r>
+        <w:rPr>
+          <w:rFonts w:ascii="Times New Roman" w:hAnsi="Times New Roman" w:cs="Times New Roman"/>
+        </w:rPr>
+        <w:t>.</w:t>
+      </w:r>
     </w:p>
     <w:p>
       <w:pPr>
